--- a/identidad/plantillas/SEOH_oficio.docx
+++ b/identidad/plantillas/SEOH_oficio.docx
@@ -321,7 +321,7 @@
         <w:sz w:val="15"/>
         <w:szCs w:val="15"/>
       </w:rPr>
-      <w:t xml:space="preserve">SEOH DESIGN TECH S.A.  ·  info@seohdesigntech.com  ·  seohdesigntech.com</w:t>
+      <w:t xml:space="preserve">SEOH DESIGN TECH S.A.  ·  +593 99 879 3588  ·  info@seohdesigntech.com  ·  seohdesigntech.com</w:t>
     </w:r>
     <w:r>
       <w:rPr>
